--- a/BitTorrent.docx
+++ b/BitTorrent.docx
@@ -171,8 +171,6 @@
         </w:rPr>
         <w:t>Sayandwip debnath – 25057060</w:t>
       </w:r>
-      <w:bookmarkStart w:id="0" w:name="_GoBack"/>
-      <w:bookmarkEnd w:id="0"/>
     </w:p>
     <w:p>
       <w:pPr>
@@ -298,6 +296,25 @@
         </w:rPr>
         <w:t>24155401</w:t>
       </w:r>
+      <w:r>
+        <w:rPr>
+          <w:rFonts w:hint="default" w:ascii="Bookman Old Style" w:hAnsi="Bookman Old Style" w:cs="Bookman Old Style"/>
+          <w:b w:val="0"/>
+          <w:bCs w:val="0"/>
+          <w:i w:val="0"/>
+          <w:iCs w:val="0"/>
+          <w:color w:val="222222"/>
+          <w:spacing w:val="0"/>
+          <w:kern w:val="0"/>
+          <w:sz w:val="24"/>
+          <w:szCs w:val="24"/>
+          <w:shd w:val="clear" w:fill="FFFFFF"/>
+          <w:lang w:val="en-US" w:eastAsia="zh-CN" w:bidi="ar"/>
+        </w:rPr>
+        <w:t xml:space="preserve"> hello</w:t>
+      </w:r>
+      <w:bookmarkStart w:id="0" w:name="_GoBack"/>
+      <w:bookmarkEnd w:id="0"/>
     </w:p>
     <w:p>
       <w:pPr>
@@ -2029,6 +2046,7 @@
         <w:pageBreakBefore w:val="0"/>
         <w:widowControl/>
         <w:numPr>
+          <w:ilvl w:val="0"/>
           <w:numId w:val="0"/>
         </w:numPr>
         <w:suppressLineNumbers w:val="0"/>
@@ -2105,6 +2123,7 @@
         <w:pageBreakBefore w:val="0"/>
         <w:widowControl/>
         <w:numPr>
+          <w:ilvl w:val="0"/>
           <w:numId w:val="0"/>
         </w:numPr>
         <w:suppressLineNumbers w:val="0"/>
